--- a/chapters/04-methodology/draft.docx
+++ b/chapters/04-methodology/draft.docx
@@ -133,7 +133,7 @@
         <w:t xml:space="preserve"> </w:t>
       </w:r>
       <w:r>
-        <w:t xml:space="preserve">sandbox), a pre-trained classifier over 3,474 Google Fonts. This classifier is not merely a convenience baseline; it is the field’s reference embedding for font identity, adopted as the fidelity backbone in recent typographic work (Jiang et al., 2025). Benchmarking against it lets the study demonstrate, on a recognized standard, how weights fitted to pristine glyphs degrade under generative-AI deformation.</w:t>
+        <w:t xml:space="preserve">sandbox), a pre-trained classifier over 3,474 Google Fonts. The classifier was chosen because it is the field’s reference embedding for font identity, adopted as the fidelity backbone in recent typographic work (Jiang et al., 2025). Benchmarking against it lets the study demonstrate, on a recognized standard, how weights fitted to pristine glyphs degrade under generative-AI deformation.</w:t>
       </w:r>
     </w:p>
     <w:bookmarkEnd w:id="9"/>
@@ -234,7 +234,20 @@
         <w:pStyle w:val="BodyText"/>
       </w:pPr>
       <w:r>
-        <w:t xml:space="preserve">A small human element enters only at the evaluation stage, and strictly as a benchmark rather than a training population: a three-person consensus panel establishes a human-proxy ground truth over a held-out set of 100 actual generative-AI image text boxes. This panel provides the accuracy floor against which the automated system is compared (elaborated in Section 4.10); its composition and screening criteria are specified there. Apart from this proxy panel, the study’s respondents are entirely typographic artifacts.</w:t>
+        <w:t xml:space="preserve">A small human element enters only at the evaluation stage, and strictly as a benchmark rather than a training population: a three-person consensus panel establishes a human-proxy ground truth over a held-out set of 100 actual generative-AI image text boxes. This panel provides the accuracy floor against which the automated system is compared (elaborated in Section 4.10); its composition and screening criteria are specified there. Because the raters are practicing typography and design professionals for whom a synchronous, face-to-face labeling session would be impractical to convene, the panel operates in a</w:t>
+      </w:r>
+      <w:r>
+        <w:t xml:space="preserve"> </w:t>
+      </w:r>
+      <w:r>
+        <w:rPr>
+          <w:b/>
+          <w:bCs/>
+        </w:rPr>
+        <w:t xml:space="preserve">remote, asynchronous online environment</w:t>
+      </w:r>
+      <w:r>
+        <w:t xml:space="preserve">: each rater completes the rating exercise independently through a web-based form, at their own pace and without a shared session or contact between raters. The distributed setup also preserves rater independence by construction, since no rater can observe another’s judgments before submitting, and it keeps the environment reproducible because every rater receives the identical instrument over the identical crop set. The administration of that form is detailed in Section 4.2.3. Apart from this proxy panel, the study’s respondents are entirely typographic artifacts.</w:t>
       </w:r>
     </w:p>
     <w:bookmarkEnd w:id="10"/>
@@ -296,7 +309,7 @@
         <w:t xml:space="preserve"> </w:t>
       </w:r>
       <w:r>
-        <w:t xml:space="preserve">defined in Section 3.2.3 — elastic warp, Gaussian blur and noise, and kerning jitter — to convert each pristine crop into a hallucinated variant.</w:t>
+        <w:t xml:space="preserve">defined in Section 3.2.3 (elastic warp, Gaussian blur and noise, and kerning jitter) to convert each pristine crop into a hallucinated variant.</w:t>
       </w:r>
     </w:p>
     <w:p>
@@ -336,7 +349,7 @@
         <w:t xml:space="preserve"> </w:t>
       </w:r>
       <w:r>
-        <w:t xml:space="preserve">is guaranteed procedurally: rendering and degradation are deterministic given a fixed random seed, so any crop in the dataset can be regenerated bit-for-bit, and the per-parameter degradation levels are logged with each image. This distinguishes the instrument from a standardized dataset — it is researcher-made — but its determinism makes it reproducible by any third party who runs the same code with the same seed.</w:t>
+        <w:t xml:space="preserve">is guaranteed procedurally: rendering and degradation are deterministic given a fixed random seed, so any crop in the dataset can be regenerated bit-for-bit, and the per-parameter degradation levels are logged with each image. This distinguishes the instrument from a standardized dataset, since it is researcher-made, but its determinism makes it reproducible by any third party who runs the same code with the same seed.</w:t>
       </w:r>
     </w:p>
     <w:bookmarkEnd w:id="12"/>
@@ -436,7 +449,7 @@
         <w:pStyle w:val="FirstParagraph"/>
       </w:pPr>
       <w:r>
-        <w:t xml:space="preserve">Ground truth for real generative crops — which carry no font metadata — is fixed by a researcher-made rating instrument administered to a three-person expert panel. For each of the [N = 100] real generative-AI text boxes, each rater independently assigns a font label from the palette or an</w:t>
+        <w:t xml:space="preserve">Ground truth for real generative crops, which carry no font metadata, is fixed by a researcher-made rating instrument administered to a three-person expert panel. The instrument is delivered asynchronously as a web-based rating form rather than in a supervised session (the remote environment justified in Section 4.1): each crop is presented individually beside a reference sheet of the palette rendered as labeled specimens, so that raters match against a fixed, visible option set instead of recalling fonts from memory, and each rater works self-paced and blind both to the other raters and to the model’s predictions, which guards against anchoring. For each of the [N = 100] real generative-AI text boxes, each rater independently assigns a font label from the palette or an</w:t>
       </w:r>
       <w:r>
         <w:t xml:space="preserve"> </w:t>
@@ -1319,7 +1332,130 @@
         </m:r>
       </m:oMath>
       <w:r>
-        <w:t xml:space="preserve">, covering elastic warp, kerning jitter, and cross-character smear, that their closed-set pipeline lacks. As a result the corpus spans not merely clean renders under noise but the probabilistic glyph deformation that defines the target regime.</w:t>
+        <w:t xml:space="preserve">, covering elastic warp, kerning jitter, and cross-character smear, that their closed-set pipeline lacks. As a result the corpus covers the probabilistic glyph deformation that defines the target regime, which clean renders under noise never reach.</w:t>
+      </w:r>
+    </w:p>
+    <w:p>
+      <w:pPr>
+        <w:pStyle w:val="BodyText"/>
+      </w:pPr>
+      <w:r>
+        <w:rPr>
+          <w:b/>
+          <w:bCs/>
+        </w:rPr>
+        <w:t xml:space="preserve">The real-generative evaluation set.</w:t>
+      </w:r>
+      <w:r>
+        <w:t xml:space="preserve"> </w:t>
+      </w:r>
+      <w:r>
+        <w:t xml:space="preserve">A second, smaller body of data is</w:t>
+      </w:r>
+      <w:r>
+        <w:t xml:space="preserve"> </w:t>
+      </w:r>
+      <w:r>
+        <w:rPr>
+          <w:i/>
+          <w:iCs/>
+        </w:rPr>
+        <w:t xml:space="preserve">collected rather than rendered</w:t>
+      </w:r>
+      <w:r>
+        <w:t xml:space="preserve">, to test the trained model on genuine in-the-wild deformation instead of the study’s own synthetic operator. It consists of [N = 100] text crops isolated from real images produced by current text-to-image generators such as DALL·E, Midjourney, and Stable Diffusion, the tools whose typographic hallucination motivates the study. Each source image is passed through the same off-the-shelf localizer used at deployment (Section 4.1), and every text box it emits becomes one evaluation crop, so the unit of analysis is identical to the synthetic corpus. Because these crops carry no embedded font metadata, their ground-truth labels are fixed by the human-proxy panel (Section 4.2.3), and the set is held out from training entirely (Section 4.3.2).</w:t>
+      </w:r>
+    </w:p>
+    <w:p>
+      <w:pPr>
+        <w:pStyle w:val="BodyText"/>
+      </w:pPr>
+      <w:r>
+        <w:rPr>
+          <w:b/>
+          <w:bCs/>
+        </w:rPr>
+        <w:t xml:space="preserve">Selecting the crops.</w:t>
+      </w:r>
+      <w:r>
+        <w:t xml:space="preserve"> </w:t>
+      </w:r>
+      <w:r>
+        <w:t xml:space="preserve">The [N = 100] crops are sampled</w:t>
+      </w:r>
+      <w:r>
+        <w:t xml:space="preserve"> </w:t>
+      </w:r>
+      <w:r>
+        <w:rPr>
+          <w:i/>
+          <w:iCs/>
+        </w:rPr>
+        <w:t xml:space="preserve">purposively rather than at random</w:t>
+      </w:r>
+      <w:r>
+        <w:t xml:space="preserve">, under a quota that spans the two factors that drive recognition difficulty: the four structural family classes (serif, sans-serif, display, monospace) and a graded range of hallucination severity from mild to severe, gathered across more than one generator so the benchmark is not dominated by a single tool’s failure signature. This mirrors the family-and-degradation stratification of the synthetic split (Section 4.3.2) and ensures the human-proxy accuracy floor is estimated over the full difficulty range, not only easy cases.</w:t>
+      </w:r>
+    </w:p>
+    <w:p>
+      <w:pPr>
+        <w:pStyle w:val="BodyText"/>
+      </w:pPr>
+      <w:r>
+        <w:rPr>
+          <w:b/>
+          <w:bCs/>
+        </w:rPr>
+        <w:t xml:space="preserve">Why one hundred.</w:t>
+      </w:r>
+      <w:r>
+        <w:t xml:space="preserve"> </w:t>
+      </w:r>
+      <w:r>
+        <w:t xml:space="preserve">The set is deliberately small because every crop must be labeled independently by all three expert raters, roughly 300 judgments in total, so its size is bounded by expert effort rather than by data availability. One hundred is adequate for its role as a benchmark and accuracy floor rather than a training set: at</w:t>
+      </w:r>
+      <w:r>
+        <w:t xml:space="preserve"> </w:t>
+      </w:r>
+      <m:oMath>
+        <m:r>
+          <m:t>n</m:t>
+        </m:r>
+        <m:r>
+          <m:rPr>
+            <m:sty m:val="p"/>
+          </m:rPr>
+          <m:t>=</m:t>
+        </m:r>
+        <m:r>
+          <m:t>100</m:t>
+        </m:r>
+      </m:oMath>
+      <w:r>
+        <w:t xml:space="preserve"> </w:t>
+      </w:r>
+      <w:r>
+        <w:t xml:space="preserve">a measured accuracy carries a worst-case 95% confidence half-width of about</w:t>
+      </w:r>
+      <w:r>
+        <w:t xml:space="preserve"> </w:t>
+      </w:r>
+      <m:oMath>
+        <m:r>
+          <m:rPr>
+            <m:sty m:val="p"/>
+          </m:rPr>
+          <m:t>±</m:t>
+        </m:r>
+        <m:r>
+          <m:t>10</m:t>
+        </m:r>
+      </m:oMath>
+      <w:r>
+        <w:t xml:space="preserve"> </w:t>
+      </w:r>
+      <w:r>
+        <w:t xml:space="preserve">percentage points, and the comparison it supports (the open-set model against closed-set baselines that collapse on deformed input, Section 4.10) targets gaps far larger than that margin, while finer-grained effects are left to the much larger synthetic test partition. The count is a planned target and may be revised upward if rater capacity allows.</w:t>
       </w:r>
     </w:p>
     <w:bookmarkEnd w:id="17"/>
@@ -1459,7 +1595,7 @@
         </m:r>
       </m:oMath>
       <w:r>
-        <w:t xml:space="preserve">) is used on the combined train-plus-validation data to stabilize the reported metrics, with the 15% test partition held out untouched until final evaluation. Separate from this synthetic split is the real-generative test set of [N = 100] in-the-wild crops labeled by the human-proxy panel (Section 4.2.3). It never enters training in any form, and it functions as the out-of-distribution generalization benchmark against which the synthetic-trained model is finally judged.</w:t>
+        <w:t xml:space="preserve">) is used on the combined train-plus-validation data to stabilize the reported metrics, with the 15% test partition held out untouched until final evaluation. Separate from this synthetic split is the real-generative test set of [N = 100] in-the-wild crops (sourced, sampled, and sized in Section 4.3.1; labeled by the human-proxy panel, Section 4.2.3). It never enters training in any form, and it functions as the out-of-distribution generalization benchmark against which the synthetic-trained model is finally judged.</w:t>
       </w:r>
     </w:p>
     <w:bookmarkEnd w:id="18"/>
@@ -1645,7 +1781,7 @@
         <w:pStyle w:val="FirstParagraph"/>
       </w:pPr>
       <w:r>
-        <w:t xml:space="preserve">The design suits its problem for three reasons. It is open-set: unlike a closed-set classifier that must name some font for every input, it can refuse, which matters when many generative crops correspond to no real typeface. It is trained on the hallucination distribution itself rather than on pristine glyphs, so it does not collapse on the warped, re-kerned input that defeats commercial identifiers and clean-glyph baselines. And because it targets a localized open-source palette, every match it returns is immediately reusable at no cost, turning recognition into a usable reconstruction rather than a paywalled lookup.</w:t>
+        <w:t xml:space="preserve">The design suits its problem for three reasons. It is open-set: unlike a closed-set classifier that must name some font for every input, it can refuse, which matters when many generative crops correspond to no real typeface. It is trained on the hallucination distribution itself rather than on pristine glyphs, so it does not collapse on the warped, re-kerned input that defeats commercial identifiers and clean-glyph baselines. And because it targets a localized open-source palette, every match it returns is immediately reusable at no cost, so recognition ends in a template the designer can rebuild from instead of a paywalled lookup.</w:t>
       </w:r>
     </w:p>
     <w:bookmarkEnd w:id="25"/>
@@ -4945,7 +5081,7 @@
         <w:pStyle w:val="FirstParagraph"/>
       </w:pPr>
       <w:r>
-        <w:t xml:space="preserve">Verification targets the internal correctness of each component. The pipeline stages of Section 4.4 (localization wrapper, preprocessing, encoder, metric head, and open-set decision) are checked with unit and integration tests that confirm each stage produces the expected shape and range of output and that the stages compose end to end. Reproducibility is verified directly: because random seeds, dependency versions, and model weights are pinned (Section 4.7.3), a fixed input must regenerate a bit-identical dataset and the same prediction on re-run, and the preprocessing-in-forward design is verified by confirming that the training-time and inference-time transforms produce identical tensors for the same crop, so no train-serve skew is present. Because the team has no separate QA role, the two members cross-review each other’s code, which serves as the verification pass on the parts each did not write.</w:t>
+        <w:t xml:space="preserve">Verification targets the internal correctness of each component. The pipeline stages of Section 4.4 (localization wrapper, preprocessing, encoder, metric head, and open-set decision) are checked with unit and integration tests that confirm each stage produces the expected shape and range of output and that the stages compose end to end. Reproducibility is verified directly: because random seeds, dependency versions, and model weights are pinned (Section 4.7.3), a fixed input must regenerate a bit-identical dataset and the same prediction on re-run, and the preprocessing-in-forward design is verified by confirming that the training-time and inference-time transforms produce identical tensors for the same crop, so no train-serve skew is present. Because the team has no separate QA role, the two members cross-review each other’s code, which is the verification pass on the parts each did not write.</w:t>
       </w:r>
     </w:p>
     <w:bookmarkEnd w:id="54"/>

--- a/chapters/04-methodology/draft.docx
+++ b/chapters/04-methodology/draft.docx
@@ -1653,7 +1653,7 @@
         <w:pStyle w:val="FirstParagraph"/>
       </w:pPr>
       <w:r>
-        <w:t xml:space="preserve">The framework follows an input-process-output (IPO) structure, shown in Figure 8. The input is a graphic designer and the generative-AI image they supply. That image is a full scene, not a pre-cut crop: its text is probabilistically deformed, and it may hold several text regions, some set in fonts outside the palette. The process moves through four steps. A web-app frontend accepts the upload and displays results, a backend API routes the request, and an off-the-shelf text localizer isolates and crops each text region. Every crop is then passed independently to the ML inference engine, which performs the recognition that is the focus of this thesis. The localizer is a standard component and not a contribution of this work; the unit of analysis is the isolated crop, as stated in Section 4.1. Inside the engine, a crop is preprocessed, encoded by a frozen DINOv2 Vision Transformer, projected by the metric head</w:t>
+        <w:t xml:space="preserve">The framework follows an input-process-output (IPO) structure, shown in Figure 8. The input column holds the graphic designer, the generative-AI image they supply, and the web-app UI through which they interact with the system. That image is a full scene, not a pre-cut crop: its text is probabilistically deformed, and it may hold several text regions, some set in fonts outside the palette. The web-app UI is drawn on the input side deliberately: it is the system boundary, not a processing stage, so it accepts the upload, hands it to the backend, and later displays whatever comes back. The process column is the backend API, which runs the recognition pipeline for each request. An off-the-shelf text localizer first isolates and crops each text region; the localizer is a standard component and not a contribution of this work, and the unit of analysis is the isolated crop, as stated in Section 4.1. Every crop then passes independently through the ML inference engine, the focus of this thesis: the crop is preprocessed, encoded by the frozen DINOv2 Vision Transformer, projected by the student metric head</w:t>
       </w:r>
       <w:r>
         <w:t xml:space="preserve"> </w:t>
@@ -1676,7 +1676,7 @@
         <w:t xml:space="preserve"> </w:t>
       </w:r>
       <w:r>
-        <w:t xml:space="preserve">into a font-style embedding, and passed to the open-set decision that either rejects the crop as unknown or ranks the palette. Because the engine runs per crop, an image with several text regions produces one Top-K Google Fonts shortlist, or one unknown verdict, per region, and the results return to the designer for free template reuse. A separate offline subsystem, the researchers’ synthetic rendering, degradation, and triplet-training pipeline, produces the trained weights the engine loads, and appears as the lower band feeding the encoder and head.</w:t>
+        <w:t xml:space="preserve">into a font-style embedding, and passed to the open-set decision that either rejects the crop as unknown or emits the calibrated Top-K ranking of the palette. On the output side, an accepted crop yields a Top-K Google Fonts shortlist that is checked by the re-render-and-compare instrument of Section 4.2.2 before the designer reuses the matched font freely, while a rejected crop yields an explicit unknown verdict. Because the engine runs per crop, an image with several text regions produces one shortlist or one verdict per region, which the web-app UI then displays to the designer. A separate offline subsystem, the researchers’ synthetic rendering, degradation, and training pipeline, produces the trained model the engine loads, and appears as the enclosed lower band of the figure.</w:t>
       </w:r>
     </w:p>
     <w:p>
@@ -1710,9 +1710,9 @@
       <w:r>
         <w:drawing>
           <wp:inline>
-            <wp:extent cx="5334000" cy="4038359"/>
+            <wp:extent cx="5334000" cy="4848022"/>
             <wp:effectExtent b="0" l="0" r="0" t="0"/>
-            <wp:docPr descr="Input-process-output diagram showing a graphic designer and GenAI image feeding a web-app frontend, a backend API, an off-the-shelf text localizer that crops each text region, and the ML inference engine (preprocessing, frozen DINOv2 encoder, metric head, open-set decision) run per crop, producing a Top-K Google Fonts shortlist or unknown verdict per region, with an offline synthetic-training subsystem supplying the model weights" title="" id="22" name="Picture"/>
+            <wp:docPr descr="Input-process-output diagram with three enclosed columns and an enclosed offline-training band. Input: a graphic designer supplies a GenAI image with deformed text through the web-app UI, the system boundary. Process: the backend recognition pipeline runs an off-the-shelf text localizer and then, per crop, preprocessing, a frozen DINOv2 encoder, the student metric head, and the open-set decision. Output: an accepted crop yields a conformal Top-K Google Fonts shortlist, checked by a re-render structural comparison and then reused freely; a rejected crop yields an unknown verdict. Below, the offline training band (Google Fonts palette, synthetic render, degradation, metric-head training with triplet loss and LoRA-teacher distillation) ends in the trained model whose weights and threshold load into the engine at startup. An in-figure legend defines solid arrows as runtime flow and dashed arrows as offline flow" title="" id="22" name="Picture"/>
             <a:graphic>
               <a:graphicData uri="http://schemas.openxmlformats.org/drawingml/2006/picture">
                 <pic:pic>
@@ -1731,7 +1731,7 @@
                   <pic:spPr bwMode="auto">
                     <a:xfrm>
                       <a:off x="0" y="0"/>
-                      <a:ext cx="5334000" cy="4038359"/>
+                      <a:ext cx="5334000" cy="4848022"/>
                     </a:xfrm>
                     <a:prstGeom prst="rect">
                       <a:avLst/>
@@ -1755,7 +1755,7 @@
         <w:pStyle w:val="ImageCaption"/>
       </w:pPr>
       <w:r>
-        <w:t xml:space="preserve">Input-process-output diagram showing a graphic designer and GenAI image feeding a web-app frontend, a backend API, an off-the-shelf text localizer that crops each text region, and the ML inference engine (preprocessing, frozen DINOv2 encoder, metric head, open-set decision) run per crop, producing a Top-K Google Fonts shortlist or unknown verdict per region, with an offline synthetic-training subsystem supplying the model weights</w:t>
+        <w:t xml:space="preserve">Input-process-output diagram with three enclosed columns and an enclosed offline-training band. Input: a graphic designer supplies a GenAI image with deformed text through the web-app UI, the system boundary. Process: the backend recognition pipeline runs an off-the-shelf text localizer and then, per crop, preprocessing, a frozen DINOv2 encoder, the student metric head, and the open-set decision. Output: an accepted crop yields a conformal Top-K Google Fonts shortlist, checked by a re-render structural comparison and then reused freely; a rejected crop yields an unknown verdict. Below, the offline training band (Google Fonts palette, synthetic render, degradation, metric-head training with triplet loss and LoRA-teacher distillation) ends in the trained model whose weights and threshold load into the engine at startup. An in-figure legend defines solid arrows as runtime flow and dashed arrows as offline flow</w:t>
       </w:r>
     </w:p>
     <w:p>
@@ -1763,7 +1763,52 @@
         <w:pStyle w:val="BodyText"/>
       </w:pPr>
       <w:r>
-        <w:t xml:space="preserve">As shown in Figure 8, the runtime path (designer to frontend to backend to localizer to inference engine to shortlist) is cleanly separated from the offline training path (Google Fonts to synthetic render to degradation to triplet training). The two meet at a single point: the trained weights loaded by the frozen encoder and metric head. The localizer sits before the engine as a replaceable off-the-shelf stage, which keeps the thesis focused on the recognition that follows it. This separation is what lets the same model serve real-time web requests while remaining fully reproducible from the researcher-controlled data pipeline.</w:t>
+        <w:t xml:space="preserve">Figure 8 is read through its line convention, stated in the legend. Solid arrows mark the runtime path, which runs for every uploaded image: from the upload in the web-app UI through the backend’s localizer and inference engine, out to the verified shortlist or the unknown verdict. The web-app UI sits at the system boundary on the input side, where the designer both submits the image and reads the returned result. Dashed arrows mark the offline path, which the researchers run once before deployment: the Google Fonts palette is rendered, degraded by the operator</w:t>
+      </w:r>
+      <w:r>
+        <w:t xml:space="preserve"> </w:t>
+      </w:r>
+      <m:oMath>
+        <m:r>
+          <m:t>D</m:t>
+        </m:r>
+      </m:oMath>
+      <w:r>
+        <w:t xml:space="preserve">, and used to train the metric head with the triplet objective of Chapter 3 together with distillation from the LoRA-tuned teacher of Section 4.3.2, ending in the trained model (the learned weights</w:t>
+      </w:r>
+      <w:r>
+        <w:t xml:space="preserve"> </w:t>
+      </w:r>
+      <m:oMath>
+        <m:sSub>
+          <m:e>
+            <m:r>
+              <m:t>f</m:t>
+            </m:r>
+          </m:e>
+          <m:sub>
+            <m:r>
+              <m:t>θ</m:t>
+            </m:r>
+          </m:sub>
+        </m:sSub>
+      </m:oMath>
+      <w:r>
+        <w:t xml:space="preserve"> </w:t>
+      </w:r>
+      <w:r>
+        <w:t xml:space="preserve">and the calibrated rejection threshold</w:t>
+      </w:r>
+      <w:r>
+        <w:t xml:space="preserve"> </w:t>
+      </w:r>
+      <m:oMath>
+        <m:r>
+          <m:t>τ</m:t>
+        </m:r>
+      </m:oMath>
+      <w:r>
+        <w:t xml:space="preserve">). The two paths meet at exactly one point: at startup the engine loads the trained model, a hand-off drawn dashed because it precedes, rather than belongs to, the per-request flow. The localizer stays inside the runtime path with a solid border because it runs live on every request; it is off-the-shelf and replaceable, which keeps the thesis focused on the recognition that follows it. This separation is what lets the same model serve real-time web requests while remaining fully reproducible from the researcher-controlled data pipeline.</w:t>
       </w:r>
     </w:p>
     <w:bookmarkEnd w:id="24"/>

--- a/chapters/04-methodology/draft.docx
+++ b/chapters/04-methodology/draft.docx
@@ -1653,7 +1653,34 @@
         <w:pStyle w:val="FirstParagraph"/>
       </w:pPr>
       <w:r>
-        <w:t xml:space="preserve">The framework follows an input-process-output (IPO) structure, shown in Figure 8. The input column holds the graphic designer, the generative-AI image they supply, and the web-app UI through which they interact with the system. That image is a full scene, not a pre-cut crop: its text is probabilistically deformed, and it may hold several text regions, some set in fonts outside the palette. The web-app UI is drawn on the input side deliberately: it is the system boundary, not a processing stage, so it accepts the upload, hands it to the backend, and later displays whatever comes back. The process column is the backend API, which runs the recognition pipeline for each request. An off-the-shelf text localizer first isolates and crops each text region; the localizer is a standard component and not a contribution of this work, and the unit of analysis is the isolated crop, as stated in Section 4.1. Every crop then passes independently through the ML inference engine, the focus of this thesis: the crop is preprocessed, encoded by the frozen DINOv2 Vision Transformer, projected by the student metric head</w:t>
+        <w:t xml:space="preserve">Figure 8 organizes the framework into three enclosed bands, ordered by when each one happens rather than by an input-process-output grid. The first band,</w:t>
+      </w:r>
+      <w:r>
+        <w:t xml:space="preserve"> </w:t>
+      </w:r>
+      <w:r>
+        <w:rPr>
+          <w:i/>
+          <w:iCs/>
+        </w:rPr>
+        <w:t xml:space="preserve">before deployment</w:t>
+      </w:r>
+      <w:r>
+        <w:t xml:space="preserve">, is the work the researchers perform once. The Google Fonts palette is rendered into pristine word crops whose font is known by construction, those crops are passed through the degradation operator</w:t>
+      </w:r>
+      <w:r>
+        <w:t xml:space="preserve"> </w:t>
+      </w:r>
+      <m:oMath>
+        <m:r>
+          <m:t>D</m:t>
+        </m:r>
+      </m:oMath>
+      <w:r>
+        <w:t xml:space="preserve"> </w:t>
+      </w:r>
+      <w:r>
+        <w:t xml:space="preserve">of Section 3.2.3 to produce hallucinated look-alikes, and the resulting corpus trains two models. A teacher model, DINOv2 with the LoRA adaptation of Section 4.3.2, is fitted to the font labels; the student metric head</w:t>
       </w:r>
       <w:r>
         <w:t xml:space="preserve"> </w:t>
@@ -1676,7 +1703,114 @@
         <w:t xml:space="preserve"> </w:t>
       </w:r>
       <w:r>
-        <w:t xml:space="preserve">into a font-style embedding, and passed to the open-set decision that either rejects the crop as unknown or emits the calibrated Top-K ranking of the palette. On the output side, an accepted crop yields a Top-K Google Fonts shortlist that is checked by the re-render-and-compare instrument of Section 4.2.2 before the designer reuses the matched font freely, while a rejected crop yields an explicit unknown verdict. Because the engine runs per crop, an image with several text regions produces one shortlist or one verdict per region, which the web-app UI then displays to the designer. A separate offline subsystem, the researchers’ synthetic rendering, degradation, and training pipeline, produces the trained model the engine loads, and appears as the enclosed lower band of the figure.</w:t>
+        <w:t xml:space="preserve">is trained on the same labels under the triplet objective of Chapter 3 and additionally learns from the teacher’s judgments through distillation. The band closes on the trained model, meaning the learned weights</w:t>
+      </w:r>
+      <w:r>
+        <w:t xml:space="preserve"> </w:t>
+      </w:r>
+      <m:oMath>
+        <m:sSub>
+          <m:e>
+            <m:r>
+              <m:t>f</m:t>
+            </m:r>
+          </m:e>
+          <m:sub>
+            <m:r>
+              <m:t>θ</m:t>
+            </m:r>
+          </m:sub>
+        </m:sSub>
+      </m:oMath>
+      <w:r>
+        <w:t xml:space="preserve"> </w:t>
+      </w:r>
+      <w:r>
+        <w:t xml:space="preserve">together with the calibrated match threshold</w:t>
+      </w:r>
+      <w:r>
+        <w:t xml:space="preserve"> </w:t>
+      </w:r>
+      <m:oMath>
+        <m:r>
+          <m:t>τ</m:t>
+        </m:r>
+      </m:oMath>
+      <w:r>
+        <w:t xml:space="preserve">. Only the student ships. The teacher exists to supervise it and is never executed on a user’s image, which is why it is drawn in the offline band and appears nowhere in the band below.</w:t>
+      </w:r>
+    </w:p>
+    <w:p>
+      <w:pPr>
+        <w:pStyle w:val="BodyText"/>
+      </w:pPr>
+      <w:r>
+        <w:t xml:space="preserve">The second band,</w:t>
+      </w:r>
+      <w:r>
+        <w:t xml:space="preserve"> </w:t>
+      </w:r>
+      <w:r>
+        <w:rPr>
+          <w:i/>
+          <w:iCs/>
+        </w:rPr>
+        <w:t xml:space="preserve">at use</w:t>
+      </w:r>
+      <w:r>
+        <w:t xml:space="preserve">, is what runs for every uploaded image. The input is a raster image produced by a text-to-image generator such as DALL·E, Midjourney, or Stable Diffusion, containing rendered text whose glyphs are warped and whose spacing is uneven. An off-the-shelf text detector locates each text region and cuts it out; the detector is a standard component and not a contribution of this work, and the unit of analysis is the isolated crop, as stated in Section 4.1. The number of text regions in the image is therefore a property the localizer resolves, and every crop it emits is handled independently from that point on. Each crop is resized to 224 by 224 pixels, converted to grayscale, and rescaled in brightness, then encoded by the frozen DINOv2 Vision Transformer and projected by the metric head into a font-style fingerprint. The final stage is a match test: the fingerprint is compared against the palette, and the outcome depends on whether the closest font falls within the threshold</w:t>
+      </w:r>
+      <w:r>
+        <w:t xml:space="preserve"> </w:t>
+      </w:r>
+      <m:oMath>
+        <m:r>
+          <m:t>τ</m:t>
+        </m:r>
+      </m:oMath>
+      <w:r>
+        <w:t xml:space="preserve">. A crop that passes yields a Top-K shortlist of Google Fonts, one shortlist per text region. A crop that fails yields an explicit</w:t>
+      </w:r>
+      <w:r>
+        <w:t xml:space="preserve"> </w:t>
+      </w:r>
+      <w:r>
+        <w:t xml:space="preserve">“unknown font”</w:t>
+      </w:r>
+      <w:r>
+        <w:t xml:space="preserve"> </w:t>
+      </w:r>
+      <w:r>
+        <w:t xml:space="preserve">verdict, in which the system names no font at all.</w:t>
+      </w:r>
+    </w:p>
+    <w:p>
+      <w:pPr>
+        <w:pStyle w:val="BodyText"/>
+      </w:pPr>
+      <w:r>
+        <w:t xml:space="preserve">That verdict deserves a precise reading, because it carries a genuine ambiguity. An unknown verdict means the crop resembled no palette font closely enough to justify a name, and the system cannot distinguish between the two situations that produce this: the text may be set in a typeface outside the 50 to 100 selected fonts, or it may be hallucinated past the point where any typeface is recoverable. Both surface identically. What the verdict does guarantee is the behavior that motivates the open-set design of Section 4.2.1, namely that no font is invented to fill the gap, which is precisely what a closed-set classifier is forced to do.</w:t>
+      </w:r>
+    </w:p>
+    <w:p>
+      <w:pPr>
+        <w:pStyle w:val="BodyText"/>
+      </w:pPr>
+      <w:r>
+        <w:t xml:space="preserve">The third band,</w:t>
+      </w:r>
+      <w:r>
+        <w:t xml:space="preserve"> </w:t>
+      </w:r>
+      <w:r>
+        <w:rPr>
+          <w:i/>
+          <w:iCs/>
+        </w:rPr>
+        <w:t xml:space="preserve">how we measure it</w:t>
+      </w:r>
+      <w:r>
+        <w:t xml:space="preserve">, holds the researcher instruments of Section 4.2 rather than any part of the served system. Top-K accuracy records how often the true font appears in the shortlist, the re-render check scores the structural distance between a re-rendering of the predicted font and the original crop, and the human-proxy panel supplies the accuracy floor. These run offline over held-out evaluation sets and produce no output the designer ever sees.</w:t>
       </w:r>
     </w:p>
     <w:p>
@@ -1710,9 +1844,9 @@
       <w:r>
         <w:drawing>
           <wp:inline>
-            <wp:extent cx="5334000" cy="4848022"/>
+            <wp:extent cx="5334000" cy="4109366"/>
             <wp:effectExtent b="0" l="0" r="0" t="0"/>
-            <wp:docPr descr="Input-process-output diagram with three enclosed columns and an enclosed offline-training band. Input: a graphic designer supplies a GenAI image with deformed text through the web-app UI, the system boundary. Process: the backend recognition pipeline runs an off-the-shelf text localizer and then, per crop, preprocessing, a frozen DINOv2 encoder, the student metric head, and the open-set decision. Output: an accepted crop yields a conformal Top-K Google Fonts shortlist, checked by a re-render structural comparison and then reused freely; a rejected crop yields an unknown verdict. Below, the offline training band (Google Fonts palette, synthetic render, degradation, metric-head training with triplet loss and LoRA-teacher distillation) ends in the trained model whose weights and threshold load into the engine at startup. An in-figure legend defines solid arrows as runtime flow and dashed arrows as offline flow" title="" id="22" name="Picture"/>
+            <wp:docPr descr="Diagram with three enclosed horizontal bands. Top band, before deployment: the Google Fonts palette is rendered into pristine word crops, degraded by the operator D, and used to train a teacher model (DINOv2 with LoRA, offline only) and a student metric head f-theta, which learns from font labels through triplet loss and from the teacher through distillation; the band ends in the trained model, meaning the weights f-theta and the match threshold tau. A dashed arrow carries that model into the middle band, loaded once at startup. Middle band, at use: an AI-generated image from DALL-E, Midjourney, or Stable Diffusion passes through off-the-shelf text localization, which cuts out every text region; each crop is then resized to 224 by 224 pixels, converted to grayscale and rescaled in brightness, encoded by the frozen DINOv2 Vision Transformer, projected by the metric head into a font-style fingerprint, and put to a match test against the threshold tau. Passing crops yield a Top-K Google Fonts shortlist, one per crop; failing crops yield an unknown-font verdict in which no font is guessed. Bottom band, how we measure it: Top-K accuracy, the re-render check, and the human-proxy panel, marked as researcher instruments never shown to the user. An in-figure legend defines solid arrows as the per-image path and dashed arrows as researcher-side work outside it" title="" id="22" name="Picture"/>
             <a:graphic>
               <a:graphicData uri="http://schemas.openxmlformats.org/drawingml/2006/picture">
                 <pic:pic>
@@ -1731,7 +1865,7 @@
                   <pic:spPr bwMode="auto">
                     <a:xfrm>
                       <a:off x="0" y="0"/>
-                      <a:ext cx="5334000" cy="4848022"/>
+                      <a:ext cx="5334000" cy="4109366"/>
                     </a:xfrm>
                     <a:prstGeom prst="rect">
                       <a:avLst/>
@@ -1755,7 +1889,7 @@
         <w:pStyle w:val="ImageCaption"/>
       </w:pPr>
       <w:r>
-        <w:t xml:space="preserve">Input-process-output diagram with three enclosed columns and an enclosed offline-training band. Input: a graphic designer supplies a GenAI image with deformed text through the web-app UI, the system boundary. Process: the backend recognition pipeline runs an off-the-shelf text localizer and then, per crop, preprocessing, a frozen DINOv2 encoder, the student metric head, and the open-set decision. Output: an accepted crop yields a conformal Top-K Google Fonts shortlist, checked by a re-render structural comparison and then reused freely; a rejected crop yields an unknown verdict. Below, the offline training band (Google Fonts palette, synthetic render, degradation, metric-head training with triplet loss and LoRA-teacher distillation) ends in the trained model whose weights and threshold load into the engine at startup. An in-figure legend defines solid arrows as runtime flow and dashed arrows as offline flow</w:t>
+        <w:t xml:space="preserve">Diagram with three enclosed horizontal bands. Top band, before deployment: the Google Fonts palette is rendered into pristine word crops, degraded by the operator D, and used to train a teacher model (DINOv2 with LoRA, offline only) and a student metric head f-theta, which learns from font labels through triplet loss and from the teacher through distillation; the band ends in the trained model, meaning the weights f-theta and the match threshold tau. A dashed arrow carries that model into the middle band, loaded once at startup. Middle band, at use: an AI-generated image from DALL-E, Midjourney, or Stable Diffusion passes through off-the-shelf text localization, which cuts out every text region; each crop is then resized to 224 by 224 pixels, converted to grayscale and rescaled in brightness, encoded by the frozen DINOv2 Vision Transformer, projected by the metric head into a font-style fingerprint, and put to a match test against the threshold tau. Passing crops yield a Top-K Google Fonts shortlist, one per crop; failing crops yield an unknown-font verdict in which no font is guessed. Bottom band, how we measure it: Top-K accuracy, the re-render check, and the human-proxy panel, marked as researcher instruments never shown to the user. An in-figure legend defines solid arrows as the per-image path and dashed arrows as researcher-side work outside it</w:t>
       </w:r>
     </w:p>
     <w:p>
@@ -1763,52 +1897,7 @@
         <w:pStyle w:val="BodyText"/>
       </w:pPr>
       <w:r>
-        <w:t xml:space="preserve">Figure 8 is read through its line convention, stated in the legend. Solid arrows mark the runtime path, which runs for every uploaded image: from the upload in the web-app UI through the backend’s localizer and inference engine, out to the verified shortlist or the unknown verdict. The web-app UI sits at the system boundary on the input side, where the designer both submits the image and reads the returned result. Dashed arrows mark the offline path, which the researchers run once before deployment: the Google Fonts palette is rendered, degraded by the operator</w:t>
-      </w:r>
-      <w:r>
-        <w:t xml:space="preserve"> </w:t>
-      </w:r>
-      <m:oMath>
-        <m:r>
-          <m:t>D</m:t>
-        </m:r>
-      </m:oMath>
-      <w:r>
-        <w:t xml:space="preserve">, and used to train the metric head with the triplet objective of Chapter 3 together with distillation from the LoRA-tuned teacher of Section 4.3.2, ending in the trained model (the learned weights</w:t>
-      </w:r>
-      <w:r>
-        <w:t xml:space="preserve"> </w:t>
-      </w:r>
-      <m:oMath>
-        <m:sSub>
-          <m:e>
-            <m:r>
-              <m:t>f</m:t>
-            </m:r>
-          </m:e>
-          <m:sub>
-            <m:r>
-              <m:t>θ</m:t>
-            </m:r>
-          </m:sub>
-        </m:sSub>
-      </m:oMath>
-      <w:r>
-        <w:t xml:space="preserve"> </w:t>
-      </w:r>
-      <w:r>
-        <w:t xml:space="preserve">and the calibrated rejection threshold</w:t>
-      </w:r>
-      <w:r>
-        <w:t xml:space="preserve"> </w:t>
-      </w:r>
-      <m:oMath>
-        <m:r>
-          <m:t>τ</m:t>
-        </m:r>
-      </m:oMath>
-      <w:r>
-        <w:t xml:space="preserve">). The two paths meet at exactly one point: at startup the engine loads the trained model, a hand-off drawn dashed because it precedes, rather than belongs to, the per-request flow. The localizer stays inside the runtime path with a solid border because it runs live on every request; it is off-the-shelf and replaceable, which keeps the thesis focused on the recognition that follows it. This separation is what lets the same model serve real-time web requests while remaining fully reproducible from the researcher-controlled data pipeline.</w:t>
+        <w:t xml:space="preserve">The figure is read through the line convention stated in its legend. Solid arrows mark the per-image path, meaning every step that executes when a designer submits an image. Dashed arrows mark researcher-side work that sits outside that path, covering both the preparation band above and the measurement band below. The two kinds of flow meet at exactly one point, where the trained model is loaded into the running system at startup, and that hand-off is drawn dashed because it precedes the per-image path rather than belonging to it. The localization step stays solid because it does execute live on every request, even though it is off-the-shelf and replaceable, which keeps the thesis focused on the recognition that follows it. Two absences in the figure are deliberate. The web application does not appear, because it is a delivery surface rather than a conceptual stage and is specified instead in the system architecture of Section 4.5.2. The measurement band is drawn outside the per-image path for the same reason the re-render check is not a runtime step: the structural comparison of Section 4.2.2 is a validation instrument the researchers apply to held-out data, and it neither re-ranks the shortlist nor reaches the designer. This separation is what lets the same model serve live requests while remaining fully reproducible from the researcher-controlled data pipeline.</w:t>
       </w:r>
     </w:p>
     <w:bookmarkEnd w:id="24"/>
